--- a/PRACTICAL OUTPUT/OUTPUT/CNS1.docx
+++ b/PRACTICAL OUTPUT/OUTPUT/CNS1.docx
@@ -403,10 +403,10 @@
         </w:rPr>
         <w:lastRenderedPageBreak/>
         <w:drawing>
-          <wp:anchor distT="0" distB="0" distL="114300" distR="114300" simplePos="0" relativeHeight="251661312" behindDoc="1" locked="0" layoutInCell="1" allowOverlap="1" wp14:anchorId="1210975D" wp14:editId="058AA518">
+          <wp:anchor distT="0" distB="0" distL="114300" distR="114300" simplePos="0" relativeHeight="251661312" behindDoc="1" locked="0" layoutInCell="1" allowOverlap="1" wp14:anchorId="1210975D" wp14:editId="75B810C2">
             <wp:simplePos x="0" y="0"/>
             <wp:positionH relativeFrom="margin">
-              <wp:posOffset>66040</wp:posOffset>
+              <wp:align>right</wp:align>
             </wp:positionH>
             <wp:positionV relativeFrom="paragraph">
               <wp:posOffset>0</wp:posOffset>
@@ -468,10 +468,10 @@
           <w:lang w:val="en-US"/>
         </w:rPr>
         <w:drawing>
-          <wp:anchor distT="0" distB="0" distL="114300" distR="114300" simplePos="0" relativeHeight="251660288" behindDoc="1" locked="0" layoutInCell="1" allowOverlap="1" wp14:anchorId="6C1DB6F0" wp14:editId="6684E8B0">
+          <wp:anchor distT="0" distB="0" distL="114300" distR="114300" simplePos="0" relativeHeight="251660288" behindDoc="1" locked="0" layoutInCell="1" allowOverlap="1" wp14:anchorId="6C1DB6F0" wp14:editId="174D5B88">
             <wp:simplePos x="0" y="0"/>
-            <wp:positionH relativeFrom="page">
-              <wp:posOffset>1089660</wp:posOffset>
+            <wp:positionH relativeFrom="margin">
+              <wp:align>center</wp:align>
             </wp:positionH>
             <wp:positionV relativeFrom="paragraph">
               <wp:posOffset>4021455</wp:posOffset>
